--- a/ibm4212/files/Amazon_Kindle_Fire_Skill_Guide.docx
+++ b/ibm4212/files/Amazon_Kindle_Fire_Skill_Guide.docx
@@ -135,7 +135,16 @@
         <w:t>What costs points:</w:t>
       </w:r>
       <w:r>
-        <w:t xml:space="preserve"> the #1 failure across cohorts — a well-written razor-and-blade essay with zero numbers (caps the evidence criterion at half); missing the advertising or apps streams; Year 1 = Year 2 = Year 3 (the case hands you per-stream growth rates); per-unit math never rolled up to Amazon scale; no conclusion.</w:t>
+        <w:t xml:space="preserve"> the #1 failure across cohorts — a well-written razor-and-blade essay with zero numbers (caps the evidence criterion at half); a </w:t>
+      </w:r>
+      <w:r>
+        <w:rPr>
+          <w:i/>
+        </w:rPr>
+        <w:t>partial</w:t>
+      </w:r>
+      <w:r>
+        <w:t xml:space="preserve"> model — three streams computed and never totaled is half a model (a model means every one of the five streams computed, margins applied, then rolled up); invented inputs when pp. 13–15 hand you the figures; missing the advertising or apps streams; Year 1 = Year 2 = Year 3 (the case hands you per-stream growth rates); per-unit math never rolled up to Amazon scale; no conclusion.</w:t>
       </w:r>
     </w:p>
     <w:p>
@@ -279,6 +288,34 @@
       </w:r>
     </w:p>
     <w:p>
+      <w:pPr>
+        <w:pStyle w:val="ListNumber"/>
+      </w:pPr>
+      <w:r>
+        <w:rPr>
+          <w:b/>
+        </w:rPr>
+        <w:t>Stop on your own judgment.</w:t>
+      </w:r>
+      <w:r>
+        <w:t xml:space="preserve"> After 2–3 defended rounds, say "that's good enough — next question." The tutor's last objection is not a verdict; it will always have one more. Deciding when an answer is defended is a graded skill (your synthesis asks where you stopped and why), and the first cohort's biggest time sink was waiting for the AI to be satisfied.</w:t>
+      </w:r>
+    </w:p>
+    <w:p>
+      <w:pPr>
+        <w:pStyle w:val="ListNumber"/>
+      </w:pPr>
+      <w:r>
+        <w:rPr>
+          <w:b/>
+        </w:rPr>
+        <w:t>Cite the case's printed page numbers.</w:t>
+      </w:r>
+      <w:r>
+        <w:t xml:space="preserve"> The starter prompt tells the tutor to say "case p. X". If it drifts into course-pack or PDF-viewer pages (they run ~22 ahead for this case), ask for the printed number — and write only printed numbers in Box B.</w:t>
+      </w:r>
+    </w:p>
+    <w:p>
       <w:r>
         <w:rPr>
           <w:b/>
@@ -331,7 +368,24 @@
         <w:pStyle w:val="ListBullet"/>
       </w:pPr>
       <w:r>
-        <w:t>A transcript link the grader can't open. Test the link in a private browser window before submitting.</w:t>
+        <w:t xml:space="preserve">A transcript link the grader can't open: a private </w:t>
+      </w:r>
+      <w:r>
+        <w:rPr>
+          <w:rFonts w:ascii="Courier New" w:hAnsi="Courier New"/>
+        </w:rPr>
+        <w:t>chatgpt.com/c/</w:t>
+      </w:r>
+      <w:r>
+        <w:t xml:space="preserve"> URL, a login-gated OneDrive link, or a Google Doc left on "Restricted." Test the link in a private browser window before submitting — an unopenable link is graded as no link.</w:t>
+      </w:r>
+    </w:p>
+    <w:p>
+      <w:pPr>
+        <w:pStyle w:val="ListBullet"/>
+      </w:pPr>
+      <w:r>
+        <w:t>An empty Box C with a good transcript. The process credit lives on the page: exchanges, tagged changes, and the rejected suggestion. One student did a genuine 50-turn session and earned almost nothing for it because all four delta logs were blank.</w:t>
       </w:r>
     </w:p>
     <w:p>
@@ -707,6 +761,11 @@
         <w:t xml:space="preserve"> 2026-08-10 — created; distilled from the S2026 Discussion Guide, the F25/Summer-2026 Prompting Patterns guides (now archived), and the three-box/voice-mode assignment redesign.</w:t>
       </w:r>
     </w:p>
+    <w:p>
+      <w:r>
+        <w:t>2026-09-07 — after the first three-box cohort (Fall 2026): added stop-on-your-own-judgment and printed-page-number patterns, the partial-model pitfall for Q3, and the unopenable-link / empty-Box-C pitfalls.</w:t>
+      </w:r>
+    </w:p>
     <w:sectPr>
       <w:pgSz w:w="12240" w:h="15840"/>
       <w:pgMar w:top="1008" w:right="1152" w:bottom="1008" w:left="1152" w:header="720" w:footer="720" w:gutter="0"/>

--- a/ibm4212/files/Amazon_Kindle_Fire_Skill_Guide.docx
+++ b/ibm4212/files/Amazon_Kindle_Fire_Skill_Guide.docx
@@ -377,7 +377,7 @@
         <w:t>chatgpt.com/c/</w:t>
       </w:r>
       <w:r>
-        <w:t xml:space="preserve"> URL, a login-gated OneDrive link, or a Google Doc left on "Restricted." Test the link in a private browser window before submitting — an unopenable link is graded as no link.</w:t>
+        <w:t xml:space="preserve"> URL (ChatGPT Edu cannot share by link), a login-gated OneDrive link, or a Google Doc left on "Restricted." And a transcript that is only half there: ChatGPT loads long threads in pieces, so scroll to the very top of the chat before you select all, then paste into the Google Doc as plain text (Cmd+Shift+V / Ctrl+Shift+V). Backup: Print → Save as PDF, upload to Drive, share "Anyone with the link." Test the link in a private browser window — an unopenable or partial link is graded as no link.</w:t>
       </w:r>
     </w:p>
     <w:p>
@@ -766,6 +766,11 @@
         <w:t>2026-09-07 — after the first three-box cohort (Fall 2026): added stop-on-your-own-judgment and printed-page-number patterns, the partial-model pitfall for Q3, and the unopenable-link / empty-Box-C pitfalls.</w:t>
       </w:r>
     </w:p>
+    <w:p>
+      <w:r>
+        <w:t>2026-09-09 — transcript pitfall rewritten for long threads: scroll to top before select-all, plain-text paste, Drive-PDF backup.</w:t>
+      </w:r>
+    </w:p>
     <w:sectPr>
       <w:pgSz w:w="12240" w:h="15840"/>
       <w:pgMar w:top="1008" w:right="1152" w:bottom="1008" w:left="1152" w:header="720" w:footer="720" w:gutter="0"/>
